--- a/razrada_brkan_toni_diplomski (2) (1).docx
+++ b/razrada_brkan_toni_diplomski (2) (1).docx
@@ -1856,6 +1856,12 @@
         </w:rPr>
         <w:t>Dodavanje korisnika</w:t>
       </w:r>
+      <w:r>
+        <w:rPr>
+          <w:bCs/>
+        </w:rPr>
+        <w:t xml:space="preserve"> DONE</w:t>
+      </w:r>
     </w:p>
     <w:p>
       <w:pPr>
@@ -1870,6 +1876,12 @@
         </w:rPr>
         <w:t>- Ažuriranje korisnika</w:t>
       </w:r>
+      <w:r>
+        <w:rPr>
+          <w:bCs/>
+        </w:rPr>
+        <w:t xml:space="preserve"> DONE</w:t>
+      </w:r>
     </w:p>
     <w:p>
       <w:pPr>
@@ -1884,6 +1896,12 @@
         </w:rPr>
         <w:t>- Deaktivacija korisnika</w:t>
       </w:r>
+      <w:r>
+        <w:rPr>
+          <w:bCs/>
+        </w:rPr>
+        <w:t xml:space="preserve"> DONE</w:t>
+      </w:r>
     </w:p>
     <w:p>
       <w:pPr>
@@ -1897,6 +1915,12 @@
           <w:bCs/>
         </w:rPr>
         <w:t>- Dodjela uloga i prava</w:t>
+      </w:r>
+      <w:r>
+        <w:rPr>
+          <w:bCs/>
+        </w:rPr>
+        <w:t xml:space="preserve"> DONE</w:t>
       </w:r>
       <w:r>
         <w:rPr>
@@ -1923,6 +1947,12 @@
         </w:rPr>
         <w:t>vrstama atesta, cijene, trajanja</w:t>
       </w:r>
+      <w:r>
+        <w:rPr>
+          <w:bCs/>
+        </w:rPr>
+        <w:t xml:space="preserve"> CIJENA</w:t>
+      </w:r>
     </w:p>
     <w:p>
       <w:pPr>
@@ -1937,6 +1967,12 @@
         </w:rPr>
         <w:t>- Dodavanje naručitelja</w:t>
       </w:r>
+      <w:r>
+        <w:rPr>
+          <w:bCs/>
+        </w:rPr>
+        <w:t xml:space="preserve"> DONE</w:t>
+      </w:r>
     </w:p>
     <w:p>
       <w:pPr>
@@ -1951,6 +1987,12 @@
         </w:rPr>
         <w:t>- Pristup logovima sustava</w:t>
       </w:r>
+      <w:r>
+        <w:rPr>
+          <w:bCs/>
+        </w:rPr>
+        <w:t xml:space="preserve"> DONE</w:t>
+      </w:r>
     </w:p>
     <w:p>
       <w:pPr>
@@ -1964,6 +2006,12 @@
           <w:bCs/>
         </w:rPr>
         <w:t>- Pregled statistike (izdani atesti, učinak po radniku, prihod po atestu)</w:t>
+      </w:r>
+      <w:r>
+        <w:rPr>
+          <w:bCs/>
+        </w:rPr>
+        <w:t xml:space="preserve"> DONE</w:t>
       </w:r>
       <w:r>
         <w:rPr>
@@ -2009,6 +2057,12 @@
         <w:tab/>
         <w:t>- Pregled i odgovori na recenzije</w:t>
       </w:r>
+      <w:r>
+        <w:rPr>
+          <w:bCs/>
+        </w:rPr>
+        <w:t xml:space="preserve"> DONE</w:t>
+      </w:r>
     </w:p>
     <w:p>
       <w:pPr>
@@ -2029,6 +2083,12 @@
         </w:rPr>
         <w:t>(ponuda)</w:t>
       </w:r>
+      <w:r>
+        <w:rPr>
+          <w:bCs/>
+        </w:rPr>
+        <w:t xml:space="preserve"> DONE</w:t>
+      </w:r>
     </w:p>
     <w:p>
       <w:pPr>
@@ -2048,6 +2108,12 @@
           <w:bCs/>
         </w:rPr>
         <w:t xml:space="preserve"> (ponuda)</w:t>
+      </w:r>
+      <w:r>
+        <w:rPr>
+          <w:bCs/>
+        </w:rPr>
+        <w:t xml:space="preserve"> DONE</w:t>
       </w:r>
     </w:p>
     <w:p>
@@ -2064,6 +2130,12 @@
         <w:lastRenderedPageBreak/>
         <w:t>- Kreiranje radnih naloga</w:t>
       </w:r>
+      <w:r>
+        <w:rPr>
+          <w:bCs/>
+        </w:rPr>
+        <w:t xml:space="preserve"> DONE</w:t>
+      </w:r>
     </w:p>
     <w:p>
       <w:pPr>
@@ -2078,6 +2150,12 @@
         </w:rPr>
         <w:t>- Dodjela naloga radniku</w:t>
       </w:r>
+      <w:r>
+        <w:rPr>
+          <w:bCs/>
+        </w:rPr>
+        <w:t xml:space="preserve"> DONE</w:t>
+      </w:r>
     </w:p>
     <w:p>
       <w:pPr>
@@ -2092,6 +2170,12 @@
         </w:rPr>
         <w:t>- Pregled izvještaja</w:t>
       </w:r>
+      <w:r>
+        <w:rPr>
+          <w:bCs/>
+        </w:rPr>
+        <w:t xml:space="preserve"> DONE</w:t>
+      </w:r>
     </w:p>
     <w:p>
       <w:pPr>
@@ -2106,6 +2190,12 @@
         </w:rPr>
         <w:t>- Slanje ponude</w:t>
       </w:r>
+      <w:r>
+        <w:rPr>
+          <w:bCs/>
+        </w:rPr>
+        <w:t xml:space="preserve"> DONE</w:t>
+      </w:r>
     </w:p>
     <w:p>
       <w:pPr>
@@ -2119,6 +2209,12 @@
           <w:bCs/>
         </w:rPr>
         <w:t>- Slanje obavijesti</w:t>
+      </w:r>
+      <w:r>
+        <w:rPr>
+          <w:bCs/>
+        </w:rPr>
+        <w:t xml:space="preserve"> DONE</w:t>
       </w:r>
     </w:p>
     <w:p>
@@ -2158,6 +2254,12 @@
         </w:rPr>
         <w:t>Lista zadataka</w:t>
       </w:r>
+      <w:r>
+        <w:rPr>
+          <w:bCs/>
+        </w:rPr>
+        <w:t xml:space="preserve"> DONE</w:t>
+      </w:r>
     </w:p>
     <w:p>
       <w:pPr>
@@ -2176,6 +2278,12 @@
         </w:rPr>
         <w:t>Pregled i uređivanje detalja naloga</w:t>
       </w:r>
+      <w:r>
+        <w:rPr>
+          <w:bCs/>
+        </w:rPr>
+        <w:t xml:space="preserve"> DONE</w:t>
+      </w:r>
     </w:p>
     <w:p>
       <w:pPr>
@@ -2194,6 +2302,12 @@
         </w:rPr>
         <w:t>Dodavanje dokumenata na nalog</w:t>
       </w:r>
+      <w:r>
+        <w:rPr>
+          <w:bCs/>
+        </w:rPr>
+        <w:t xml:space="preserve"> DONE</w:t>
+      </w:r>
     </w:p>
     <w:p>
       <w:pPr>
@@ -2212,6 +2326,12 @@
         </w:rPr>
         <w:t>Dodavanje bilješki</w:t>
       </w:r>
+      <w:r>
+        <w:rPr>
+          <w:bCs/>
+        </w:rPr>
+        <w:t xml:space="preserve"> DONE</w:t>
+      </w:r>
     </w:p>
     <w:p>
       <w:pPr>
@@ -2230,6 +2350,12 @@
         </w:rPr>
         <w:t>Preuzimanje naloga</w:t>
       </w:r>
+      <w:r>
+        <w:rPr>
+          <w:bCs/>
+        </w:rPr>
+        <w:t xml:space="preserve"> DONE</w:t>
+      </w:r>
     </w:p>
     <w:p>
       <w:pPr>
@@ -2264,6 +2390,12 @@
         </w:rPr>
         <w:t>- Uređivanje svog profila</w:t>
       </w:r>
+      <w:r>
+        <w:rPr>
+          <w:bCs/>
+        </w:rPr>
+        <w:t xml:space="preserve"> DONE</w:t>
+      </w:r>
     </w:p>
     <w:p>
       <w:pPr>
@@ -2278,6 +2410,12 @@
         </w:rPr>
         <w:t>- Izrada profila</w:t>
       </w:r>
+      <w:r>
+        <w:rPr>
+          <w:bCs/>
+        </w:rPr>
+        <w:t xml:space="preserve"> DONE</w:t>
+      </w:r>
     </w:p>
     <w:p>
       <w:pPr>
@@ -2304,6 +2442,12 @@
         </w:rPr>
         <w:t>ponude</w:t>
       </w:r>
+      <w:r>
+        <w:rPr>
+          <w:bCs/>
+        </w:rPr>
+        <w:t xml:space="preserve"> DONE</w:t>
+      </w:r>
     </w:p>
     <w:p>
       <w:pPr>
@@ -2318,6 +2462,12 @@
         </w:rPr>
         <w:t xml:space="preserve">- Primanje obavijesti </w:t>
       </w:r>
+      <w:r>
+        <w:rPr>
+          <w:bCs/>
+        </w:rPr>
+        <w:t xml:space="preserve"> DONE</w:t>
+      </w:r>
     </w:p>
     <w:p>
       <w:pPr>
@@ -2336,6 +2486,12 @@
         <w:rPr>
           <w:bCs/>
         </w:rPr>
+        <w:t xml:space="preserve"> DONE</w:t>
+      </w:r>
+      <w:r>
+        <w:rPr>
+          <w:bCs/>
+        </w:rPr>
         <w:br/>
       </w:r>
       <w:r>
@@ -2364,6 +2520,12 @@
         </w:rPr>
         <w:t>- Sigurnost pri prijavi u sustav</w:t>
       </w:r>
+      <w:r>
+        <w:rPr>
+          <w:bCs/>
+        </w:rPr>
+        <w:t xml:space="preserve"> DONE</w:t>
+      </w:r>
     </w:p>
     <w:p>
       <w:pPr>
@@ -2378,6 +2540,12 @@
         </w:rPr>
         <w:t>- Autorizacija pri pristupu sustavu</w:t>
       </w:r>
+      <w:r>
+        <w:rPr>
+          <w:bCs/>
+        </w:rPr>
+        <w:t xml:space="preserve"> DONE</w:t>
+      </w:r>
     </w:p>
     <w:p>
       <w:pPr>
@@ -2392,6 +2560,12 @@
         </w:rPr>
         <w:t>- Uređivanje po ulogama</w:t>
       </w:r>
+      <w:r>
+        <w:rPr>
+          <w:bCs/>
+        </w:rPr>
+        <w:t xml:space="preserve"> DONe</w:t>
+      </w:r>
     </w:p>
     <w:p>
       <w:pPr>
@@ -2406,6 +2580,12 @@
         </w:rPr>
         <w:t>- Korištenje SQL baze podataka</w:t>
       </w:r>
+      <w:r>
+        <w:rPr>
+          <w:bCs/>
+        </w:rPr>
+        <w:t xml:space="preserve"> DONE</w:t>
+      </w:r>
     </w:p>
     <w:p>
       <w:pPr>
@@ -2418,35 +2598,13 @@
         <w:rPr>
           <w:bCs/>
         </w:rPr>
-        <w:t xml:space="preserve">- Izrada kroz SOA (Service </w:t>
-      </w:r>
-      <w:proofErr w:type="spellStart"/>
-      <w:r>
-        <w:rPr>
-          <w:bCs/>
-        </w:rPr>
-        <w:t>oriented</w:t>
-      </w:r>
-      <w:proofErr w:type="spellEnd"/>
-      <w:r>
-        <w:rPr>
-          <w:bCs/>
-        </w:rPr>
-        <w:t xml:space="preserve"> </w:t>
-      </w:r>
-      <w:proofErr w:type="spellStart"/>
-      <w:r>
-        <w:rPr>
-          <w:bCs/>
-        </w:rPr>
-        <w:t>architecture</w:t>
-      </w:r>
-      <w:proofErr w:type="spellEnd"/>
-      <w:r>
-        <w:rPr>
-          <w:bCs/>
-        </w:rPr>
-        <w:t>)</w:t>
+        <w:t>- Izrada kroz SOA (Service oriented architecture)</w:t>
+      </w:r>
+      <w:r>
+        <w:rPr>
+          <w:bCs/>
+        </w:rPr>
+        <w:t xml:space="preserve"> do0ne</w:t>
       </w:r>
       <w:r>
         <w:rPr>
@@ -2459,35 +2617,13 @@
           <w:bCs/>
         </w:rPr>
         <w:tab/>
-        <w:t>- Izrada kroz DDD (</w:t>
-      </w:r>
-      <w:proofErr w:type="spellStart"/>
-      <w:r>
-        <w:rPr>
-          <w:bCs/>
-        </w:rPr>
-        <w:t>Domain</w:t>
-      </w:r>
-      <w:proofErr w:type="spellEnd"/>
-      <w:r>
-        <w:rPr>
-          <w:bCs/>
-        </w:rPr>
-        <w:t xml:space="preserve"> </w:t>
-      </w:r>
-      <w:proofErr w:type="spellStart"/>
-      <w:r>
-        <w:rPr>
-          <w:bCs/>
-        </w:rPr>
-        <w:t>Driven</w:t>
-      </w:r>
-      <w:proofErr w:type="spellEnd"/>
-      <w:r>
-        <w:rPr>
-          <w:bCs/>
-        </w:rPr>
-        <w:t xml:space="preserve"> Design)</w:t>
+        <w:t>- Izrada kroz DDD (Domain Driven Design)</w:t>
+      </w:r>
+      <w:r>
+        <w:rPr>
+          <w:bCs/>
+        </w:rPr>
+        <w:t xml:space="preserve"> done</w:t>
       </w:r>
     </w:p>
     <w:p>
@@ -2501,21 +2637,7 @@
         <w:rPr>
           <w:bCs/>
         </w:rPr>
-        <w:t xml:space="preserve">- Izrada kroz </w:t>
-      </w:r>
-      <w:proofErr w:type="spellStart"/>
-      <w:r>
-        <w:rPr>
-          <w:bCs/>
-        </w:rPr>
-        <w:t>mikroservisni</w:t>
-      </w:r>
-      <w:proofErr w:type="spellEnd"/>
-      <w:r>
-        <w:rPr>
-          <w:bCs/>
-        </w:rPr>
-        <w:t xml:space="preserve"> pr</w:t>
+        <w:t>- Izrada kroz mikroservisni pr</w:t>
       </w:r>
       <w:r>
         <w:rPr>
@@ -2529,6 +2651,12 @@
         </w:rPr>
         <w:t>stup</w:t>
       </w:r>
+      <w:r>
+        <w:rPr>
+          <w:bCs/>
+        </w:rPr>
+        <w:t>- done</w:t>
+      </w:r>
     </w:p>
     <w:p>
       <w:pPr>
@@ -2542,6 +2670,12 @@
           <w:bCs/>
         </w:rPr>
         <w:t>- Izrada kroz monolitni pristup</w:t>
+      </w:r>
+      <w:r>
+        <w:rPr>
+          <w:bCs/>
+        </w:rPr>
+        <w:t xml:space="preserve"> done</w:t>
       </w:r>
     </w:p>
     <w:p>
